--- a/assets/02-T Diagnostico organizacional.docx
+++ b/assets/02-T Diagnostico organizacional.docx
@@ -3064,7 +3064,33 @@
           <w:szCs w:val="20"/>
           <w:lang w:val="es-AR"/>
         </w:rPr>
-        <w:t>¿Qué nivel de orden y documentación manejan hoy? ¿Es valorado o visto como burocracia?</w:t>
+        <w:t xml:space="preserve">¿Qué nivel de orden y documentación manejan hoy? ¿Es valorado o visto </w:t>
+      </w:r>
+      <w:bookmarkStart w:name="_Int_Ftl6sV57" w:id="1472230588"/>
+      <w:r>
+        <w:rPr>
+          <w:rFonts w:ascii="Arial" w:hAnsi="Arial" w:eastAsia="Times New Roman" w:cs="Arial"/>
+          <w:b w:val="1"/>
+          <w:bCs w:val="1"/>
+          <w:noProof w:val="0"/>
+          <w:sz w:val="20"/>
+          <w:szCs w:val="20"/>
+          <w:lang w:val="es-AR"/>
+        </w:rPr>
+        <w:t>como</w:t>
+      </w:r>
+      <w:bookmarkEnd w:id="1472230588"/>
+      <w:r>
+        <w:rPr>
+          <w:rFonts w:ascii="Arial" w:hAnsi="Arial" w:eastAsia="Times New Roman" w:cs="Arial"/>
+          <w:b w:val="1"/>
+          <w:bCs w:val="1"/>
+          <w:noProof w:val="0"/>
+          <w:sz w:val="20"/>
+          <w:szCs w:val="20"/>
+          <w:lang w:val="es-AR"/>
+        </w:rPr>
+        <w:t xml:space="preserve"> burocracia?</w:t>
       </w:r>
       <w:r>
         <w:br/>
@@ -5950,7 +5976,7 @@
       <w:pPr>
         <w:pStyle w:val="Ttulo2"/>
         <w:rPr>
-          <w:rFonts w:asciiTheme="minorHAnsi" w:hAnsiTheme="minorHAnsi" w:cstheme="minorHAnsi"/>
+          <w:rFonts w:ascii="Arial" w:hAnsi="Arial" w:cs="Arial" w:asciiTheme="minorAscii" w:hAnsiTheme="minorAscii" w:cstheme="minorAscii"/>
         </w:rPr>
       </w:pPr>
       <w:r>
@@ -6016,7 +6042,11 @@
     <w:p>
       <w:pPr>
         <w:pStyle w:val="Prrafodelista"/>
-        <w:ind w:left="720"/>
+        <w:suppressLineNumbers w:val="0"/>
+        <w:bidi w:val="0"/>
+        <w:spacing w:before="0" w:beforeAutospacing="off" w:after="0" w:afterAutospacing="off" w:line="240" w:lineRule="auto"/>
+        <w:ind w:left="720" w:right="0"/>
+        <w:jc w:val="left"/>
         <w:rPr>
           <w:rFonts w:ascii="Arial" w:hAnsi="Arial" w:cs="Arial" w:asciiTheme="minorAscii" w:hAnsiTheme="minorAscii" w:cstheme="minorAscii"/>
           <w:sz w:val="20"/>
@@ -6033,16 +6063,18 @@
           <w:szCs w:val="20"/>
           <w:lang w:val="es-MX" w:eastAsia="ja-JP"/>
         </w:rPr>
-        <w:t>Nivel definido</w:t>
+        <w:t xml:space="preserve">Nivel </w:t>
       </w:r>
       <w:r>
         <w:rPr>
           <w:rFonts w:ascii="Arial" w:hAnsi="Arial" w:cs="Arial" w:asciiTheme="minorAscii" w:hAnsiTheme="minorAscii" w:cstheme="minorAscii"/>
+          <w:b w:val="1"/>
+          <w:bCs w:val="1"/>
           <w:sz w:val="20"/>
           <w:szCs w:val="20"/>
           <w:lang w:val="es-MX" w:eastAsia="ja-JP"/>
         </w:rPr>
-        <w:t xml:space="preserve">: la compañía tiene su propio proceso </w:t>
+        <w:t>repetible</w:t>
       </w:r>
       <w:r>
         <w:rPr>
@@ -6051,7 +6083,7 @@
           <w:szCs w:val="20"/>
           <w:lang w:val="es-MX" w:eastAsia="ja-JP"/>
         </w:rPr>
-        <w:t>como</w:t>
+        <w:t>:</w:t>
       </w:r>
       <w:r>
         <w:rPr>
@@ -6060,7 +6092,34 @@
           <w:szCs w:val="20"/>
           <w:lang w:val="es-MX" w:eastAsia="ja-JP"/>
         </w:rPr>
-        <w:t xml:space="preserve"> estándar y cuenta con mayor atención a la documentación, integración y estandarización.</w:t>
+        <w:t xml:space="preserve"> Se basa en técnicas básicas de gestión de proyectos. Los procesos </w:t>
+      </w:r>
+      <w:r>
+        <w:rPr>
+          <w:rFonts w:ascii="Arial" w:hAnsi="Arial" w:cs="Arial" w:asciiTheme="minorAscii" w:hAnsiTheme="minorAscii" w:cstheme="minorAscii"/>
+          <w:sz w:val="20"/>
+          <w:szCs w:val="20"/>
+          <w:lang w:val="es-MX" w:eastAsia="ja-JP"/>
+        </w:rPr>
+        <w:t>están</w:t>
+      </w:r>
+      <w:r>
+        <w:rPr>
+          <w:rFonts w:ascii="Arial" w:hAnsi="Arial" w:cs="Arial" w:asciiTheme="minorAscii" w:hAnsiTheme="minorAscii" w:cstheme="minorAscii"/>
+          <w:sz w:val="20"/>
+          <w:szCs w:val="20"/>
+          <w:lang w:val="es-MX" w:eastAsia="ja-JP"/>
+        </w:rPr>
+        <w:t xml:space="preserve"> definidos y documentados</w:t>
+      </w:r>
+      <w:r>
+        <w:rPr>
+          <w:rFonts w:ascii="Arial" w:hAnsi="Arial" w:cs="Arial" w:asciiTheme="minorAscii" w:hAnsiTheme="minorAscii" w:cstheme="minorAscii"/>
+          <w:sz w:val="20"/>
+          <w:szCs w:val="20"/>
+          <w:lang w:val="es-MX" w:eastAsia="ja-JP"/>
+        </w:rPr>
+        <w:t>.</w:t>
       </w:r>
     </w:p>
     <w:p>
@@ -6649,6 +6708,17 @@
     </w:r>
   </w:p>
 </w:hdr>
+</file>
+
+<file path=word/intelligence2.xml><?xml version="1.0" encoding="utf-8"?>
+<int2:intelligence xmlns:int2="http://schemas.microsoft.com/office/intelligence/2020/intelligence">
+  <int2:observations>
+    <int2:bookmark int2:bookmarkName="_Int_Ftl6sV57" int2:invalidationBookmarkName="" int2:hashCode="73ChcEjyg4sQHM" int2:id="F5XWpclP">
+      <int2:state int2:type="gram" int2:value="Rejected"/>
+    </int2:bookmark>
+  </int2:observations>
+  <int2:intelligenceSettings/>
+</int2:intelligence>
 </file>
 
 <file path=word/numbering.xml><?xml version="1.0" encoding="utf-8"?>
